--- a/user-docs/DeepSeek-Agent-V3-使用说明-0.12.2.docx
+++ b/user-docs/DeepSeek-Agent-V3-使用说明-0.12.2.docx
@@ -704,6 +704,8 @@
         <w:t>v0.12.2 发布布局/Word 聚焦回归：10 passed</w:t>
         <w:br/>
         <w:t>GitHub Actions run 30210431120：Python 3.11/3.12/3.13 各 503 passed</w:t>
+        <w:br/>
+        <w:t>GitHub Actions run 30241601163：Python 3.11/3.12/3.13 各 504 passed</w:t>
       </w:r>
     </w:p>
     <w:p/>
